--- a/public/Franky_Fu_Resume.docx
+++ b/public/Franky_Fu_Resume.docx
@@ -21,9 +21,6 @@
       <w:pPr>
         <w:spacing w:after="100"/>
         <w:jc w:val="center"/>
-        <w:rPr>
-          <w:rFonts w:hint="eastAsia"/>
-        </w:rPr>
       </w:pPr>
       <w:r>
         <w:rPr>
@@ -31,86 +28,7 @@
           <w:sz w:val="19"/>
           <w:szCs w:val="19"/>
         </w:rPr>
-        <w:t xml:space="preserve">Edmonton, </w:t>
-      </w:r>
-      <w:proofErr w:type="gramStart"/>
-      <w:r>
-        <w:rPr>
-          <w:color w:val="595959"/>
-          <w:sz w:val="19"/>
-          <w:szCs w:val="19"/>
-        </w:rPr>
-        <w:t>AB  |</w:t>
-      </w:r>
-      <w:proofErr w:type="gramEnd"/>
-      <w:r>
-        <w:rPr>
-          <w:color w:val="595959"/>
-          <w:sz w:val="19"/>
-          <w:szCs w:val="19"/>
-        </w:rPr>
-        <w:t xml:space="preserve">  </w:t>
-      </w:r>
-      <w:proofErr w:type="gramStart"/>
-      <w:r>
-        <w:rPr>
-          <w:color w:val="595959"/>
-          <w:sz w:val="19"/>
-          <w:szCs w:val="19"/>
-        </w:rPr>
-        <w:t>firzenfu@gmail.com  |</w:t>
-      </w:r>
-      <w:proofErr w:type="gramEnd"/>
-      <w:r>
-        <w:rPr>
-          <w:color w:val="595959"/>
-          <w:sz w:val="19"/>
-          <w:szCs w:val="19"/>
-        </w:rPr>
-        <w:t xml:space="preserve">  (</w:t>
-      </w:r>
-      <w:r>
-        <w:rPr>
-          <w:rFonts w:hint="eastAsia"/>
-          <w:color w:val="595959"/>
-          <w:sz w:val="19"/>
-          <w:szCs w:val="19"/>
-        </w:rPr>
-        <w:t>587</w:t>
-      </w:r>
-      <w:r>
-        <w:rPr>
-          <w:color w:val="595959"/>
-          <w:sz w:val="19"/>
-          <w:szCs w:val="19"/>
-        </w:rPr>
-        <w:t xml:space="preserve">) </w:t>
-      </w:r>
-      <w:r>
-        <w:rPr>
-          <w:rFonts w:hint="eastAsia"/>
-          <w:color w:val="595959"/>
-          <w:sz w:val="19"/>
-          <w:szCs w:val="19"/>
-        </w:rPr>
-        <w:t>710</w:t>
-      </w:r>
-      <w:r>
-        <w:rPr>
-          <w:color w:val="595959"/>
-          <w:sz w:val="19"/>
-          <w:szCs w:val="19"/>
-        </w:rPr>
-        <w:t>-</w:t>
-      </w:r>
-      <w:r>
-        <w:rPr>
-          <w:rFonts w:hint="eastAsia"/>
-          <w:color w:val="595959"/>
-          <w:sz w:val="19"/>
-          <w:szCs w:val="19"/>
-        </w:rPr>
-        <w:t>8866</w:t>
+        <w:t xml:space="preserve">Edmonton, AB  |  firzenfu@gmail.com  |  </w:t>
       </w:r>
     </w:p>
     <w:p>
@@ -159,7 +77,7 @@
     </w:p>
     <w:p>
       <w:pPr>
-        <w:pStyle w:val="a4"/>
+        <w:pStyle w:val="ListParagraph"/>
         <w:numPr>
           <w:ilvl w:val="0"/>
           <w:numId w:val="2"/>
@@ -172,7 +90,7 @@
     </w:p>
     <w:p>
       <w:pPr>
-        <w:pStyle w:val="a4"/>
+        <w:pStyle w:val="ListParagraph"/>
         <w:numPr>
           <w:ilvl w:val="0"/>
           <w:numId w:val="2"/>
@@ -185,7 +103,7 @@
     </w:p>
     <w:p>
       <w:pPr>
-        <w:pStyle w:val="a4"/>
+        <w:pStyle w:val="ListParagraph"/>
         <w:numPr>
           <w:ilvl w:val="0"/>
           <w:numId w:val="2"/>
@@ -198,7 +116,7 @@
     </w:p>
     <w:p>
       <w:pPr>
-        <w:pStyle w:val="a4"/>
+        <w:pStyle w:val="ListParagraph"/>
         <w:numPr>
           <w:ilvl w:val="0"/>
           <w:numId w:val="2"/>
@@ -219,7 +137,7 @@
     </w:p>
     <w:p>
       <w:pPr>
-        <w:pStyle w:val="a4"/>
+        <w:pStyle w:val="ListParagraph"/>
         <w:numPr>
           <w:ilvl w:val="0"/>
           <w:numId w:val="2"/>
@@ -232,7 +150,7 @@
     </w:p>
     <w:p>
       <w:pPr>
-        <w:pStyle w:val="a4"/>
+        <w:pStyle w:val="ListParagraph"/>
         <w:numPr>
           <w:ilvl w:val="0"/>
           <w:numId w:val="2"/>
@@ -275,52 +193,14 @@
           <w:sz w:val="22"/>
           <w:szCs w:val="22"/>
         </w:rPr>
-        <w:t xml:space="preserve">Sales &amp; Returns </w:t>
-      </w:r>
-      <w:proofErr w:type="gramStart"/>
-      <w:r>
-        <w:rPr>
-          <w:b/>
-          <w:bCs/>
+        <w:t>Sales &amp; Returns Module — "Bikes R Us"</w:t>
+      </w:r>
+      <w:r>
+        <w:rPr>
           <w:sz w:val="22"/>
           <w:szCs w:val="22"/>
         </w:rPr>
-        <w:t>Module — "</w:t>
-      </w:r>
-      <w:proofErr w:type="gramEnd"/>
-      <w:r>
-        <w:rPr>
-          <w:b/>
-          <w:bCs/>
-          <w:sz w:val="22"/>
-          <w:szCs w:val="22"/>
-        </w:rPr>
-        <w:t>Bikes R Us</w:t>
-      </w:r>
-      <w:proofErr w:type="gramStart"/>
-      <w:r>
-        <w:rPr>
-          <w:b/>
-          <w:bCs/>
-          <w:sz w:val="22"/>
-          <w:szCs w:val="22"/>
-        </w:rPr>
-        <w:t>"</w:t>
-      </w:r>
-      <w:r>
-        <w:rPr>
-          <w:sz w:val="22"/>
-          <w:szCs w:val="22"/>
-        </w:rPr>
-        <w:t xml:space="preserve">  —</w:t>
-      </w:r>
-      <w:proofErr w:type="gramEnd"/>
-      <w:r>
-        <w:rPr>
-          <w:sz w:val="22"/>
-          <w:szCs w:val="22"/>
-        </w:rPr>
-        <w:t xml:space="preserve">  NAIT Team Project (DMIT2018)</w:t>
+        <w:t xml:space="preserve">  —  NAIT Team Project (DMIT2018)</w:t>
       </w:r>
       <w:r>
         <w:rPr>
@@ -336,7 +216,7 @@
     </w:p>
     <w:p>
       <w:pPr>
-        <w:pStyle w:val="a4"/>
+        <w:pStyle w:val="ListParagraph"/>
         <w:numPr>
           <w:ilvl w:val="0"/>
           <w:numId w:val="2"/>
@@ -357,7 +237,7 @@
     </w:p>
     <w:p>
       <w:pPr>
-        <w:pStyle w:val="a4"/>
+        <w:pStyle w:val="ListParagraph"/>
         <w:numPr>
           <w:ilvl w:val="0"/>
           <w:numId w:val="2"/>
@@ -370,7 +250,7 @@
     </w:p>
     <w:p>
       <w:pPr>
-        <w:pStyle w:val="a4"/>
+        <w:pStyle w:val="ListParagraph"/>
         <w:numPr>
           <w:ilvl w:val="0"/>
           <w:numId w:val="2"/>
@@ -395,32 +275,14 @@
           <w:sz w:val="22"/>
           <w:szCs w:val="22"/>
         </w:rPr>
-        <w:t xml:space="preserve">Job Board Web </w:t>
-      </w:r>
-      <w:proofErr w:type="gramStart"/>
-      <w:r>
-        <w:rPr>
-          <w:b/>
-          <w:bCs/>
+        <w:t>Job Board Web Application</w:t>
+      </w:r>
+      <w:r>
+        <w:rPr>
           <w:sz w:val="22"/>
           <w:szCs w:val="22"/>
         </w:rPr>
-        <w:t>Application</w:t>
-      </w:r>
-      <w:r>
-        <w:rPr>
-          <w:sz w:val="22"/>
-          <w:szCs w:val="22"/>
-        </w:rPr>
-        <w:t xml:space="preserve">  —</w:t>
-      </w:r>
-      <w:proofErr w:type="gramEnd"/>
-      <w:r>
-        <w:rPr>
-          <w:sz w:val="22"/>
-          <w:szCs w:val="22"/>
-        </w:rPr>
-        <w:t xml:space="preserve">  NAIT Coursework Project</w:t>
+        <w:t xml:space="preserve">  —  NAIT Coursework Project</w:t>
       </w:r>
       <w:r>
         <w:rPr>
@@ -436,7 +298,7 @@
     </w:p>
     <w:p>
       <w:pPr>
-        <w:pStyle w:val="a4"/>
+        <w:pStyle w:val="ListParagraph"/>
         <w:numPr>
           <w:ilvl w:val="0"/>
           <w:numId w:val="2"/>
@@ -449,7 +311,7 @@
     </w:p>
     <w:p>
       <w:pPr>
-        <w:pStyle w:val="a4"/>
+        <w:pStyle w:val="ListParagraph"/>
         <w:numPr>
           <w:ilvl w:val="0"/>
           <w:numId w:val="2"/>
@@ -462,7 +324,7 @@
     </w:p>
     <w:p>
       <w:pPr>
-        <w:pStyle w:val="a4"/>
+        <w:pStyle w:val="ListParagraph"/>
         <w:numPr>
           <w:ilvl w:val="0"/>
           <w:numId w:val="2"/>
@@ -505,32 +367,14 @@
           <w:sz w:val="22"/>
           <w:szCs w:val="22"/>
         </w:rPr>
-        <w:t xml:space="preserve">Software Development </w:t>
-      </w:r>
-      <w:proofErr w:type="gramStart"/>
-      <w:r>
-        <w:rPr>
-          <w:b/>
-          <w:bCs/>
+        <w:t>Software Development Diploma</w:t>
+      </w:r>
+      <w:r>
+        <w:rPr>
           <w:sz w:val="22"/>
           <w:szCs w:val="22"/>
         </w:rPr>
-        <w:t>Diploma</w:t>
-      </w:r>
-      <w:r>
-        <w:rPr>
-          <w:sz w:val="22"/>
-          <w:szCs w:val="22"/>
-        </w:rPr>
-        <w:t xml:space="preserve">  —</w:t>
-      </w:r>
-      <w:proofErr w:type="gramEnd"/>
-      <w:r>
-        <w:rPr>
-          <w:sz w:val="22"/>
-          <w:szCs w:val="22"/>
-        </w:rPr>
-        <w:t xml:space="preserve">  Northern Alberta Institute of Technology (NAIT), Edmonton, AB</w:t>
+        <w:t xml:space="preserve">  —  Northern Alberta Institute of Technology (NAIT), Edmonton, AB</w:t>
       </w:r>
       <w:r>
         <w:rPr>
@@ -558,32 +402,14 @@
           <w:sz w:val="22"/>
           <w:szCs w:val="22"/>
         </w:rPr>
-        <w:t xml:space="preserve">Business Administration – </w:t>
-      </w:r>
-      <w:proofErr w:type="gramStart"/>
-      <w:r>
-        <w:rPr>
-          <w:b/>
-          <w:bCs/>
+        <w:t>Business Administration – Accounting</w:t>
+      </w:r>
+      <w:r>
+        <w:rPr>
           <w:sz w:val="22"/>
           <w:szCs w:val="22"/>
         </w:rPr>
-        <w:t>Accounting</w:t>
-      </w:r>
-      <w:r>
-        <w:rPr>
-          <w:sz w:val="22"/>
-          <w:szCs w:val="22"/>
-        </w:rPr>
-        <w:t xml:space="preserve">  —</w:t>
-      </w:r>
-      <w:proofErr w:type="gramEnd"/>
-      <w:r>
-        <w:rPr>
-          <w:sz w:val="22"/>
-          <w:szCs w:val="22"/>
-        </w:rPr>
-        <w:t xml:space="preserve">  Northern Alberta Institute of Technology (NAIT), Edmonton, AB</w:t>
+        <w:t xml:space="preserve">  —  Northern Alberta Institute of Technology (NAIT), Edmonton, AB</w:t>
       </w:r>
       <w:r>
         <w:rPr>
@@ -629,32 +455,14 @@
           <w:sz w:val="22"/>
           <w:szCs w:val="22"/>
         </w:rPr>
-        <w:t xml:space="preserve">Quality Control </w:t>
-      </w:r>
-      <w:proofErr w:type="gramStart"/>
-      <w:r>
-        <w:rPr>
-          <w:b/>
-          <w:bCs/>
+        <w:t>Quality Control Technician</w:t>
+      </w:r>
+      <w:r>
+        <w:rPr>
           <w:sz w:val="22"/>
           <w:szCs w:val="22"/>
         </w:rPr>
-        <w:t>Technician</w:t>
-      </w:r>
-      <w:r>
-        <w:rPr>
-          <w:sz w:val="22"/>
-          <w:szCs w:val="22"/>
-        </w:rPr>
-        <w:t xml:space="preserve">  —</w:t>
-      </w:r>
-      <w:proofErr w:type="gramEnd"/>
-      <w:r>
-        <w:rPr>
-          <w:sz w:val="22"/>
-          <w:szCs w:val="22"/>
-        </w:rPr>
-        <w:t xml:space="preserve">  Victoria International Tubular Corporation, Edmonton, AB</w:t>
+        <w:t xml:space="preserve">  —  Victoria International Tubular Corporation, Edmonton, AB</w:t>
       </w:r>
       <w:r>
         <w:rPr>
@@ -670,7 +478,7 @@
     </w:p>
     <w:p>
       <w:pPr>
-        <w:pStyle w:val="a4"/>
+        <w:pStyle w:val="ListParagraph"/>
         <w:numPr>
           <w:ilvl w:val="0"/>
           <w:numId w:val="2"/>
@@ -695,32 +503,14 @@
           <w:sz w:val="22"/>
           <w:szCs w:val="22"/>
         </w:rPr>
-        <w:t xml:space="preserve">Warehouse </w:t>
-      </w:r>
-      <w:proofErr w:type="gramStart"/>
-      <w:r>
-        <w:rPr>
-          <w:b/>
-          <w:bCs/>
+        <w:t>Warehouse Supervisor</w:t>
+      </w:r>
+      <w:r>
+        <w:rPr>
           <w:sz w:val="22"/>
           <w:szCs w:val="22"/>
         </w:rPr>
-        <w:t>Supervisor</w:t>
-      </w:r>
-      <w:r>
-        <w:rPr>
-          <w:sz w:val="22"/>
-          <w:szCs w:val="22"/>
-        </w:rPr>
-        <w:t xml:space="preserve">  —</w:t>
-      </w:r>
-      <w:proofErr w:type="gramEnd"/>
-      <w:r>
-        <w:rPr>
-          <w:sz w:val="22"/>
-          <w:szCs w:val="22"/>
-        </w:rPr>
-        <w:t xml:space="preserve">  Tokyo Express, Edmonton, AB</w:t>
+        <w:t xml:space="preserve">  —  Tokyo Express, Edmonton, AB</w:t>
       </w:r>
       <w:r>
         <w:rPr>
@@ -736,7 +526,7 @@
     </w:p>
     <w:p>
       <w:pPr>
-        <w:pStyle w:val="a4"/>
+        <w:pStyle w:val="ListParagraph"/>
         <w:numPr>
           <w:ilvl w:val="0"/>
           <w:numId w:val="2"/>
@@ -754,7 +544,6 @@
         </w:tabs>
         <w:spacing w:before="160" w:after="20"/>
       </w:pPr>
-      <w:proofErr w:type="gramStart"/>
       <w:r>
         <w:rPr>
           <w:b/>
@@ -769,15 +558,7 @@
           <w:sz w:val="22"/>
           <w:szCs w:val="22"/>
         </w:rPr>
-        <w:t xml:space="preserve">  —</w:t>
-      </w:r>
-      <w:proofErr w:type="gramEnd"/>
-      <w:r>
-        <w:rPr>
-          <w:sz w:val="22"/>
-          <w:szCs w:val="22"/>
-        </w:rPr>
-        <w:t xml:space="preserve">  UW Insure, Edmonton, AB</w:t>
+        <w:t xml:space="preserve">  —  UW Insure, Edmonton, AB</w:t>
       </w:r>
       <w:r>
         <w:rPr>
@@ -793,7 +574,7 @@
     </w:p>
     <w:p>
       <w:pPr>
-        <w:pStyle w:val="a4"/>
+        <w:pStyle w:val="ListParagraph"/>
         <w:numPr>
           <w:ilvl w:val="0"/>
           <w:numId w:val="2"/>
@@ -1362,14 +1143,14 @@
     <w:lsdException w:name="Unresolved Mention" w:semiHidden="1" w:unhideWhenUsed="1"/>
     <w:lsdException w:name="Smart Link" w:semiHidden="1" w:unhideWhenUsed="1"/>
   </w:latentStyles>
-  <w:style w:type="paragraph" w:default="1" w:styleId="a">
+  <w:style w:type="paragraph" w:default="1" w:styleId="Normal">
     <w:name w:val="Normal"/>
     <w:qFormat/>
     <w:pPr>
       <w:widowControl w:val="0"/>
     </w:pPr>
   </w:style>
-  <w:style w:type="paragraph" w:styleId="1">
+  <w:style w:type="paragraph" w:styleId="Heading1">
     <w:name w:val="heading 1"/>
     <w:uiPriority w:val="9"/>
     <w:qFormat/>
@@ -1382,7 +1163,7 @@
       <w:szCs w:val="32"/>
     </w:rPr>
   </w:style>
-  <w:style w:type="paragraph" w:styleId="2">
+  <w:style w:type="paragraph" w:styleId="Heading2">
     <w:name w:val="heading 2"/>
     <w:uiPriority w:val="9"/>
     <w:semiHidden/>
@@ -1397,7 +1178,7 @@
       <w:szCs w:val="26"/>
     </w:rPr>
   </w:style>
-  <w:style w:type="paragraph" w:styleId="3">
+  <w:style w:type="paragraph" w:styleId="Heading3">
     <w:name w:val="heading 3"/>
     <w:uiPriority w:val="9"/>
     <w:semiHidden/>
@@ -1412,7 +1193,7 @@
       <w:szCs w:val="24"/>
     </w:rPr>
   </w:style>
-  <w:style w:type="paragraph" w:styleId="4">
+  <w:style w:type="paragraph" w:styleId="Heading4">
     <w:name w:val="heading 4"/>
     <w:uiPriority w:val="9"/>
     <w:semiHidden/>
@@ -1427,7 +1208,7 @@
       <w:color w:val="2E74B5"/>
     </w:rPr>
   </w:style>
-  <w:style w:type="paragraph" w:styleId="5">
+  <w:style w:type="paragraph" w:styleId="Heading5">
     <w:name w:val="heading 5"/>
     <w:uiPriority w:val="9"/>
     <w:semiHidden/>
@@ -1440,7 +1221,7 @@
       <w:color w:val="2E74B5"/>
     </w:rPr>
   </w:style>
-  <w:style w:type="paragraph" w:styleId="6">
+  <w:style w:type="paragraph" w:styleId="Heading6">
     <w:name w:val="heading 6"/>
     <w:uiPriority w:val="9"/>
     <w:semiHidden/>
@@ -1453,13 +1234,13 @@
       <w:color w:val="1F4D78"/>
     </w:rPr>
   </w:style>
-  <w:style w:type="character" w:default="1" w:styleId="a0">
+  <w:style w:type="character" w:default="1" w:styleId="DefaultParagraphFont">
     <w:name w:val="Default Paragraph Font"/>
     <w:uiPriority w:val="1"/>
     <w:semiHidden/>
     <w:unhideWhenUsed/>
   </w:style>
-  <w:style w:type="table" w:default="1" w:styleId="a1">
+  <w:style w:type="table" w:default="1" w:styleId="TableNormal">
     <w:name w:val="Normal Table"/>
     <w:uiPriority w:val="99"/>
     <w:semiHidden/>
@@ -1474,13 +1255,13 @@
       </w:tblCellMar>
     </w:tblPr>
   </w:style>
-  <w:style w:type="numbering" w:default="1" w:styleId="a2">
+  <w:style w:type="numbering" w:default="1" w:styleId="NoList">
     <w:name w:val="No List"/>
     <w:uiPriority w:val="99"/>
     <w:semiHidden/>
     <w:unhideWhenUsed/>
   </w:style>
-  <w:style w:type="paragraph" w:styleId="a3">
+  <w:style w:type="paragraph" w:styleId="Title">
     <w:name w:val="Title"/>
     <w:uiPriority w:val="10"/>
     <w:qFormat/>
@@ -1489,7 +1270,7 @@
       <w:szCs w:val="56"/>
     </w:rPr>
   </w:style>
-  <w:style w:type="paragraph" w:customStyle="1" w:styleId="10">
+  <w:style w:type="paragraph" w:customStyle="1" w:styleId="1">
     <w:name w:val="強調粗體1"/>
     <w:qFormat/>
     <w:rPr>
@@ -1497,11 +1278,11 @@
       <w:bCs/>
     </w:rPr>
   </w:style>
-  <w:style w:type="paragraph" w:styleId="a4">
+  <w:style w:type="paragraph" w:styleId="ListParagraph">
     <w:name w:val="List Paragraph"/>
     <w:qFormat/>
   </w:style>
-  <w:style w:type="character" w:styleId="a5">
+  <w:style w:type="character" w:styleId="Hyperlink">
     <w:name w:val="Hyperlink"/>
     <w:uiPriority w:val="99"/>
     <w:unhideWhenUsed/>
@@ -1510,7 +1291,7 @@
       <w:u w:val="single"/>
     </w:rPr>
   </w:style>
-  <w:style w:type="character" w:styleId="a6">
+  <w:style w:type="character" w:styleId="FootnoteReference">
     <w:name w:val="footnote reference"/>
     <w:uiPriority w:val="99"/>
     <w:semiHidden/>
@@ -1519,9 +1300,9 @@
       <w:vertAlign w:val="superscript"/>
     </w:rPr>
   </w:style>
-  <w:style w:type="paragraph" w:styleId="a7">
+  <w:style w:type="paragraph" w:styleId="FootnoteText">
     <w:name w:val="footnote text"/>
-    <w:link w:val="a8"/>
+    <w:link w:val="FootnoteTextChar"/>
     <w:uiPriority w:val="99"/>
     <w:semiHidden/>
     <w:unhideWhenUsed/>
@@ -1530,9 +1311,9 @@
       <w:szCs w:val="20"/>
     </w:rPr>
   </w:style>
-  <w:style w:type="character" w:customStyle="1" w:styleId="a8">
-    <w:name w:val="註腳文字 字元"/>
-    <w:link w:val="a7"/>
+  <w:style w:type="character" w:customStyle="1" w:styleId="FootnoteTextChar">
+    <w:name w:val="Footnote Text Char"/>
+    <w:link w:val="FootnoteText"/>
     <w:uiPriority w:val="99"/>
     <w:semiHidden/>
     <w:unhideWhenUsed/>
@@ -1541,7 +1322,7 @@
       <w:szCs w:val="20"/>
     </w:rPr>
   </w:style>
-  <w:style w:type="character" w:styleId="a9">
+  <w:style w:type="character" w:styleId="EndnoteReference">
     <w:name w:val="endnote reference"/>
     <w:uiPriority w:val="99"/>
     <w:semiHidden/>
@@ -1550,9 +1331,9 @@
       <w:vertAlign w:val="superscript"/>
     </w:rPr>
   </w:style>
-  <w:style w:type="paragraph" w:styleId="aa">
+  <w:style w:type="paragraph" w:styleId="EndnoteText">
     <w:name w:val="endnote text"/>
-    <w:link w:val="ab"/>
+    <w:link w:val="EndnoteTextChar"/>
     <w:uiPriority w:val="99"/>
     <w:semiHidden/>
     <w:unhideWhenUsed/>
@@ -1561,9 +1342,9 @@
       <w:szCs w:val="20"/>
     </w:rPr>
   </w:style>
-  <w:style w:type="character" w:customStyle="1" w:styleId="ab">
-    <w:name w:val="章節附註文字 字元"/>
-    <w:link w:val="aa"/>
+  <w:style w:type="character" w:customStyle="1" w:styleId="EndnoteTextChar">
+    <w:name w:val="Endnote Text Char"/>
+    <w:link w:val="EndnoteText"/>
     <w:uiPriority w:val="99"/>
     <w:semiHidden/>
     <w:unhideWhenUsed/>
